--- a/Volume 1/Chapter 06 - RESTful APIs/SPA_Vol1_Ch6_Lesson6_14a_HTTP_Status_Codes_EXTENDED.docx
+++ b/Volume 1/Chapter 06 - RESTful APIs/SPA_Vol1_Ch6_Lesson6_14a_HTTP_Status_Codes_EXTENDED.docx
@@ -67,10 +67,7 @@
     </w:p>
     <w:p>
       <w:r>
-        <w:t>Handle Lesson 6.14's small set of HTTP status codes from both sides in Assembly, Rust, and Erlang. On the server, every status becomes its status code in one place, http_status_for: 200, 201, and 204 for success, 400 for bad input, 404 for a missing contact, 409 for a duplicate email, and 500 for a failed store call; the new send_unavailable answers 503 when the database cannot be reached at all. On the client, outcome_for turns any status code into what it means: one meaning for each code this API sends, a</w:t>
-      </w:r>
-      <w:r>
-        <w:t>nd a meaning by class for every other code. In Solidity, where a contract sends no status code at all, the client gives each answer the status code the other servers send for it, and the Node Check shows what the node itself answers.</w:t>
+        <w:t>Handle Lesson 6.14's small set of HTTP status codes from both sides in Assembly, Rust, and Erlang. On the server, every status becomes its status code in one place, http_status_for: 200, 201, and 204 for success, 400 for bad input, 404 for a missing contact, 409 for a duplicate email, and 500 for a failed store call; the new send_unavailable answers 503 when the database cannot be reached at all. On the client, outcome_for turns any status code into what it means: one meaning for each code this API sends, and a meaning by class for every other code. In Solidity, where a contract sends no status code at all, the client gives each answer the status code the other servers send for it, and the Node Check shows what the node itself answers.</w:t>
       </w:r>
     </w:p>
     <w:p>
@@ -98,10 +95,7 @@
     </w:p>
     <w:p>
       <w:r>
-        <w:t>Lesson 6.14 explains why one mapping keeps a server's promise the same on every route, why a failed connection is 503 and a failed query 500, and why a client must read a code it has never seen by its class. This companion shows where each language sets the code: libmicrohttpd takes the number itself, axum a StatusCode constant, and inets httpd a code entry in the response's list. It also shows a system that has no status codes: a contract call either returns or reverts, and the node's HTTP answer is 200 ei</w:t>
-      </w:r>
-      <w:r>
-        <w:t>ther way, so the meaning lives in the error body, and the client must read it. Read Lesson 6.14 first: this companion uses its values, its output, its Exercise and Challenge, and does not repeat why each was chosen.</w:t>
+        <w:t>Lesson 6.14 explains why one mapping keeps a server's promise the same on every route, why a failed connection is 503 and a failed query 500, and why a client must read a code it has never seen by its class. This companion shows where each language sets the code: libmicrohttpd takes the number itself, axum a StatusCode constant, and inets httpd a code entry in the response's list. It also shows a system that has no status codes: a contract call either returns or reverts, and the node's HTTP answer is 200 either way, so the meaning lives in the error body, and the client must read it. Read Lesson 6.14 first: this companion uses its values, its output, its Exercise and Challenge, and does not repeat why each was chosen.</w:t>
       </w:r>
     </w:p>
     <w:p>
@@ -260,10 +254,7 @@
         <w:pStyle w:val="ListBullet"/>
       </w:pPr>
       <w:r>
-        <w:t>As in Lesson 6.14, the failure runs never stop MySQL. The renamed-table run renames the contacts table, so the server connects and its query fails: 500. The unreachable run points your copied Chapter 5 module at port 3307, where nothing listens, so step 3 fails: 503. contacts.log's newest line then names connect and the connector's number: 2003 in Assembly, libmysql's client error for a server it cannot reach, and 0 in Rust and Erlang, whose connectors give no MySQL number for a refused connection (Lesson 5</w:t>
-      </w:r>
-      <w:r>
-        <w:t>.9a). The log's words name the cause.</w:t>
+        <w:t>As in Lesson 6.14, the failure runs never stop MySQL. The renamed-table run renames the contacts table, so the server connects and its query fails: 500. The unreachable run points your copied Chapter 5 module at port 3307, where nothing listens, so step 3 fails: 503. contacts.log's newest line then names connect and the connector's number: 2003 in Assembly, libmysql's client error for a server it cannot reach, and 0 in Rust and Erlang, whose connectors give no MySQL number for a refused connection (Lesson 5.9a). The log's words name the cause.</w:t>
       </w:r>
     </w:p>
     <w:p>
@@ -965,10 +956,7 @@
     </w:p>
     <w:p>
       <w:r>
-        <w:t>The files step 1 copies are not printed in this lesson, so they are not in the layout. From lesson-6.11-extended: certs, .gitignore, the reset file (sql/reset_contacts.sql), mysql-otp (vendor/mysql), cJSON (assembly/cJSON.c and cJSON.h), libmysql's three DLLs, your Chapter 5 contacts module (assembly/windows/contacts.asm and contacts.inc, rust/src/contacts.rs, erlang/contacts.erl and contacts.hrl), Lesson 6.5a's contact store (contact_store.asm, .rs, and .erl), the two deploy scripts (solidity/script/Deploy</w:t>
-      </w:r>
-      <w:r>
-        <w:t>BasicContactApi.s.sol and DeployContactApi.s.sol), Lesson 6.11a's BasicContactApi.sol, and ContactPath.sol. From lesson-6.6-extended: contact_create (.asm, .rs, and .erl) and ContactRules.sol. From lesson-6.9-extended: contact_delete (.asm, .rs, and .erl). Step 2 copies rust/Cargo.lock and solidity/foundry.toml from lesson-6.11-extended too.</w:t>
+        <w:t>The files step 1 copies are not printed in this lesson, so they are not in the layout. From lesson-6.11-extended: certs, .gitignore, the reset file (sql/reset_contacts.sql), mysql-otp (vendor/mysql), cJSON (assembly/cJSON.c and cJSON.h), libmysql's three DLLs, your Chapter 5 contacts module (assembly/windows/contacts.asm and contacts.inc, rust/src/contacts.rs, erlang/contacts.erl and contacts.hrl), Lesson 6.5a's contact store (contact_store.asm, .rs, and .erl), the two deploy scripts (solidity/script/DeployBasicContactApi.s.sol and DeployContactApi.s.sol), Lesson 6.11a's BasicContactApi.sol, and ContactPath.sol. From lesson-6.6-extended: contact_create (.asm, .rs, and .erl) and ContactRules.sol. From lesson-6.9-extended: contact_delete (.asm, .rs, and .erl). Step 2 copies rust/Cargo.lock and solidity/foundry.toml from lesson-6.11-extended too.</w:t>
       </w:r>
     </w:p>
     <w:p>
@@ -1738,10 +1726,7 @@
         <w:keepNext/>
       </w:pPr>
       <w:r>
-        <w:t>Remember, verify checks that the server certificate is signed by the course CA (Lesson 6.0). 9 of the module's lines name spa_contacts, 3 in each file. contact_*.asm names every file whose name starts with contact_ and ends with .asm, so $stores holds the nine store files, and each names its own lesson once, in its first comment, followed by a colon: Lesson 6.5a: for contact_store, Lesson 6.6a: for contact_create, and Lesson 6.9a: for contact_delete; in the pattern, [569] matches any one of the three digits</w:t>
-      </w:r>
-      <w:r>
-        <w:t>, and \. a real dot. The cJSON hashes are Lesson 3.15a's, the next lines are libmysql's three DLLs, and Test-Path prints True for each file that is there, one line per path.</w:t>
+        <w:t>Remember, verify checks that the server certificate is signed by the course CA (Lesson 6.0). 9 of the module's lines name spa_contacts, 3 in each file. contact_*.asm names every file whose name starts with contact_ and ends with .asm, so $stores holds the nine store files, and each names its own lesson once, in its first comment, followed by a colon: Lesson 6.5a: for contact_store, Lesson 6.6a: for contact_create, and Lesson 6.9a: for contact_delete; in the pattern, [569] matches any one of the three digits, and \. a real dot. The cJSON hashes are Lesson 3.15a's, the next lines are libmysql's three DLLs, and Test-Path prints True for each file that is there, one line per path.</w:t>
       </w:r>
     </w:p>
     <w:p>
@@ -1903,10 +1888,7 @@
     </w:p>
     <w:p>
       <w:r>
-        <w:t>Remember, each library goes into the lesson folder only, at the version its project file or command pins. Cargo.toml pins Lesson 6.11a's crates at the same versions, so copy Lesson 6.11a's Cargo.lock and let cargo fetch read it: it keeps every version and only writes this project's new name, status_codes, into it. foundry.toml is Lesson 6.11a's too, and forge installs forge-std inside the lesson folder again. Each file is copied just before the command that reads it. Erlang's inets, ssl, uri_string, and jso</w:t>
-      </w:r>
-      <w:r>
-        <w:t>n come with Erlang/OTP.</w:t>
+        <w:t>Remember, each library goes into the lesson folder only, at the version its project file or command pins. Cargo.toml pins Lesson 6.11a's crates at the same versions, so copy Lesson 6.11a's Cargo.lock and let cargo fetch read it: it keeps every version and only writes this project's new name, status_codes, into it. foundry.toml is Lesson 6.11a's too, and forge installs forge-std inside the lesson folder again. Each file is copied just before the command that reads it. Erlang's inets, ssl, uri_string, and json come with Erlang/OTP.</w:t>
       </w:r>
     </w:p>
     <w:p>
@@ -2524,10 +2506,7 @@
     </w:p>
     <w:p>
       <w:r>
-        <w:t xml:space="preserve">Remember, Assembly calls libmicrohttpd for the server and libcurl for the client, as C does, and every Windows Assembly block starts with the $env:Path line, so the programs load MSYS2's DLLs (Lesson 6.0a). Remember, both servers answer one request at a time, because your Chapter 5 contacts.asm keeps its records in .bss (Lesson 6.5a). The Production-Minded server links Lesson 6.5a's contact_store.asm, Lesson 6.6a's contact_create.asm, and Lesson 6.9a's contact_delete.asm beside your Chapter 5 contacts.asm, </w:t>
-      </w:r>
-      <w:r>
-        <w:t>libmysql, and cJSON; the Basic server reads with your Chapter 5 functions alone. The clients parse no JSON, so they link only libcurl.</w:t>
+        <w:t>Remember, Assembly calls libmicrohttpd for the server and libcurl for the client, as C does, and every Windows Assembly block starts with the $env:Path line, so the programs load MSYS2's DLLs (Lesson 6.0a). Remember, both servers answer one request at a time, because your Chapter 5 contacts.asm keeps its records in .bss (Lesson 6.5a). The Production-Minded server links Lesson 6.5a's contact_store.asm, Lesson 6.6a's contact_create.asm, and Lesson 6.9a's contact_delete.asm beside your Chapter 5 contacts.asm, libmysql, and cJSON; the Basic server reads with your Chapter 5 functions alone. The clients parse no JSON, so they link only libcurl.</w:t>
       </w:r>
     </w:p>
     <w:p>
@@ -2573,10 +2552,7 @@
     </w:p>
     <w:p>
       <w:r>
-        <w:t>Start with the most direct versions. The Basic server is Lesson 6.11a's, with one new function: status_code_for turns each status into its code, and every answer but 503 asks it; answer_request connects on its own, before the query, so a failed connection answers 503. The Basic client: main walks the list of three paths, and fetch_path sends each one on the same libcurl handle and prints the code with status_class's word. The new steps are commented in full, and the ones from earlier lessons have short remi</w:t>
-      </w:r>
-      <w:r>
-        <w:t>nders.</w:t>
+        <w:t>Start with the most direct versions. The Basic server is Lesson 6.11a's, with one new function: status_code_for turns each status into its code, and every answer but 503 asks it; answer_request connects on its own, before the query, so a failed connection answers 503. The Basic client: main walks the list of three paths, and fetch_path sends each one on the same libcurl handle and prints the code with status_class's word. The new steps are commented in full, and the ones from earlier lessons have short reminders.</w:t>
       </w:r>
     </w:p>
     <w:p>
@@ -9901,10 +9877,7 @@
     </w:p>
     <w:p>
       <w:r>
-        <w:t>The server is Lesson 6.11a's, with Lesson 6.9a's POST and DELETE handlers, send_created, send_no_content, and the RequestState reader added, and Lesson 6.9a's PUT, PATCH, and collection routes left out. handle_delete_contact now checks its id with parse_path_id, and the one new function is send_unavailable, which every handler's step 3 calls. The client keeps Lesson 6.4a's send_request unchanged, adds outcome_for, send_and_report, and send_all, and leaves out Lesson 6.11a's printing and path functions. Read</w:t>
-      </w:r>
-      <w:r>
-        <w:t xml:space="preserve"> send_unavailable and handle_create_contact first, then the client's outcome_for.</w:t>
+        <w:t>The server is Lesson 6.11a's, with Lesson 6.9a's POST and DELETE handlers, send_created, send_no_content, and the RequestState reader added, and Lesson 6.9a's PUT, PATCH, and collection routes left out. handle_delete_contact now checks its id with parse_path_id, and the one new function is send_unavailable, which every handler's step 3 calls. The client keeps Lesson 6.4a's send_request unchanged, adds outcome_for, send_and_report, and send_all, and leaves out Lesson 6.11a's printing and path functions. Read send_unavailable and handle_create_contact first, then the client's outcome_for.</w:t>
       </w:r>
     </w:p>
     <w:p>
@@ -28005,10 +27978,7 @@
     </w:p>
     <w:p>
       <w:r>
-        <w:t>The server is Lesson 6.11a's, with Lesson 6.9a's POST and DELETE handlers, send_created, and send_no_content added, and the PUT, PATCH, and collection routes left out. handle_delete_contact now checks its id with parse_path_id; the one new function is send_unavailable, which every handler's step 3 calls; route_request reads a POST body with to_bytes, as Lesson 6.12a's does, and the panic answer is one function, handler_answer, for all three handlers. The client keeps Lesson 6.4a's send_request unchanged and</w:t>
-      </w:r>
-      <w:r>
-        <w:t xml:space="preserve"> adds outcome_for and send_and_report. Read send_unavailable and handle_create_contact first, then the client's outcome_for.</w:t>
+        <w:t>The server is Lesson 6.11a's, with Lesson 6.9a's POST and DELETE handlers, send_created, and send_no_content added, and the PUT, PATCH, and collection routes left out. handle_delete_contact now checks its id with parse_path_id; the one new function is send_unavailable, which every handler's step 3 calls; route_request reads a POST body with to_bytes, as Lesson 6.12a's does, and the panic answer is one function, handler_answer, for all three handlers. The client keeps Lesson 6.4a's send_request unchanged and adds outcome_for and send_and_report. Read send_unavailable and handle_create_contact first, then the client's outcome_for.</w:t>
       </w:r>
     </w:p>
     <w:p>
@@ -36415,10 +36385,7 @@
     </w:p>
     <w:p>
       <w:r>
-        <w:t>The server is Lesson 6.11a's, with Lesson 6.9a's POST and DELETE handlers, send_created, send_no_content, and response_header added, and the PUT, PATCH, and collection routes left out. handle_delete_contact now checks its id with parse_path_id after uri_string:unquote, and the one new function is send_unavailable, which every handler's step 3 calls; start_server sets max_body_size and customize. The client keeps Lesson 6.4a's send_request unchanged and adds outcome_for, send_and_report, and report_server_fa</w:t>
-      </w:r>
-      <w:r>
-        <w:t>ilure. Read send_unavailable and create_contact_record first, then the client's outcome_for.</w:t>
+        <w:t>The server is Lesson 6.11a's, with Lesson 6.9a's POST and DELETE handlers, send_created, send_no_content, and response_header added, and the PUT, PATCH, and collection routes left out. handle_delete_contact now checks its id with parse_path_id after uri_string:unquote, and the one new function is send_unavailable, which every handler's step 3 calls; start_server sets max_body_size and customize. The client keeps Lesson 6.4a's send_request unchanged and adds outcome_for, send_and_report, and report_server_failure. Read send_unavailable and create_contact_record first, then the client's outcome_for.</w:t>
       </w:r>
     </w:p>
     <w:p>
@@ -40910,10 +40877,7 @@
     </w:p>
     <w:p>
       <w:r>
-        <w:t>Solidity's section maps Lesson 6.14 onto the honest counterpart that Concept describes: anvil is the server process, the contract's functions are the endpoints, and the clients are forge scripts that give each answer a status code. Remember, forge script --broadcast sends a script's marked calls as transactions, and --unlocked --sender sends them from anvil's first test account (Lesson 6.5a); without --broadcast, forge runs the script on its own copy of the chain and sends nothing. --json | ConvertFrom-Json</w:t>
-      </w:r>
-      <w:r>
-        <w:t xml:space="preserve"> | ForEach-Object { $_.logs } prints console.log's lines exactly (Lesson 6.13a). Every Solidity block runs in the lesson-6.14-extended folder.</w:t>
+        <w:t>Solidity's section maps Lesson 6.14 onto the honest counterpart that Concept describes: anvil is the server process, the contract's functions are the endpoints, and the clients are forge scripts that give each answer a status code. Remember, forge script --broadcast sends a script's marked calls as transactions, and --unlocked --sender sends them from anvil's first test account (Lesson 6.5a); without --broadcast, forge runs the script on its own copy of the chain and sends nothing. --json | ConvertFrom-Json | ForEach-Object { $_.logs } prints console.log's lines exactly (Lesson 6.13a). Every Solidity block runs in the lesson-6.14-extended folder.</w:t>
       </w:r>
     </w:p>
     <w:p>
@@ -42135,10 +42099,7 @@
     </w:p>
     <w:p>
       <w:r>
-        <w:t xml:space="preserve">The Production-Minded contract is Lesson 6.11a's ContactApi, with Lesson 6.6a's addContact, unchanged, and deleteContactAt added, and the not-found body written in one function, notFoundJson. DeployContactApi, copied from Lesson 6.11a, stores the three contacts and asks getContact for contact 2 before it says the contract is ready. The client script adds statusFor, outcomeFor, one function per kind of call (readStatus, createStatus, deleteStatus), and report. The Node Check sends one eth_call by hand. Read </w:t>
-      </w:r>
-      <w:r>
-        <w:t>deleteContactAt first, then the client's statusFor and run.</w:t>
+        <w:t>The Production-Minded contract is Lesson 6.11a's ContactApi, with Lesson 6.6a's addContact, unchanged, and deleteContactAt added, and the not-found body written in one function, notFoundJson. DeployContactApi, copied from Lesson 6.11a, stores the three contacts and asks getContact for contact 2 before it says the contract is ready. The client script adds statusFor, outcomeFor, one function per kind of call (readStatus, createStatus, deleteStatus), and report. The Node Check sends one eth_call by hand. Read deleteContactAt first, then the client's statusFor and run.</w:t>
       </w:r>
     </w:p>
     <w:p>
@@ -45708,10 +45669,7 @@
         <w:keepNext/>
       </w:pPr>
       <w:r>
-        <w:t>Still in Terminal 2, send anvil one eth_call by hand: the JSON-RPC request cast call sends, for getContactAt("99"). cast calldata writes the call data (Lesson 6.3a); the next lines join the request around it, and Set-Content writes it to call-body.json, because Windows PowerShell 5.1 strips the double quotes from a body typed on the command line (Lesson 6.2a). curl.exe's -o keeps the answer in call-answer.json, and -w prints the HTTP status and the content type; the last line reads the answer's error messag</w:t>
-      </w:r>
-      <w:r>
-        <w:t>e with ConvertFrom-Json:</w:t>
+        <w:t>Still in Terminal 2, send anvil one eth_call by hand: the JSON-RPC request cast call sends, for getContactAt("99"). cast calldata writes the call data (Lesson 6.3a); the next lines join the request around it, and Set-Content writes it to call-body.json, because Windows PowerShell 5.1 strips the double quotes from a body typed on the command line (Lesson 6.2a). curl.exe's -o keeps the answer in call-answer.json, and -w prints the HTTP status and the content type; the last line reads the answer's error message with ConvertFrom-Json:</w:t>
       </w:r>
     </w:p>
     <w:p>
@@ -47141,10 +47099,7 @@
     </w:p>
     <w:p>
       <w:r>
-        <w:t>The Contact Manager REST API's EXTENDED companion answers every route this way in Assembly, Rust, and Erlang: success codes from each handler's last step, every failure through http_status_for, and an unreachable database with send_unavailable's 503, with contact_store, contact_create, and contact_delete beside each other as unchanged files. Its clients read every answer with outcome_for, and Lesson 6.15a makes the error body consistent. In Solidity, the project's client scripts give each answer a status co</w:t>
-      </w:r>
-      <w:r>
-        <w:t>de with statusFor and outcomeFor, and say plainly that the node's own answer is 200. The GitHub API Explorer's EXTENDED companion uses outcome_for to read GitHub's answers: 404 for a repository that does not exist, 403 or 429 for the rate limit, and any 5xx as GitHub's trouble, not the user's.</w:t>
+        <w:t>The Contact Manager REST API's EXTENDED companion answers every route this way in Assembly, Rust, and Erlang: success codes from each handler's last step, every failure through http_status_for, and an unreachable database with send_unavailable's 503, with contact_store, contact_create, and contact_delete beside each other as unchanged files. Its clients read every answer with outcome_for, and Lesson 6.15a makes the error body consistent. In Solidity, the project's client scripts give each answer a status code with statusFor and outcomeFor, and say plainly that the node's own answer is 200. The GitHub API Explorer's EXTENDED companion uses outcome_for to read GitHub's answers: 404 for a repository that does not exist, 403 or 429 for the rate limit, and any 5xx as GitHub's trouble, not the user's.</w:t>
       </w:r>
     </w:p>
     <w:p>
@@ -47317,10 +47272,7 @@
         <w:pStyle w:val="ListBullet"/>
       </w:pPr>
       <w:r>
-        <w:t>In the Production-Minded server, write handle_method_not_allowed. It answers 405 Method Not Allowed with the body {"code":"method_not_allowed","message":"use GET"} and the header Allow: GET, which names the methods the path does take, logging the request line as send_json does. Add it to the route table for POST /api/v1/health, before the routes that answer 404. Assembly: send_json's steps with a second MHD_add_response_header call for allow_name, "Allow", with get_method as the value; in route_request, com</w:t>
-      </w:r>
-      <w:r>
-        <w:t>pare a POST's path with health_path before contacts_path. Rust: a headers array of two pairs, (header::CONTENT_TYPE, JSON_TYPE) and (header::ALLOW, "GET"), with StatusCode::METHOD_NOT_ALLOWED. Erlang: send_json's list with {allow, "GET"} added, and a {"POST", HealthPath} clause after the GET one.</w:t>
+        <w:t>In the Production-Minded server, write handle_method_not_allowed. It answers 405 Method Not Allowed with the body {"code":"method_not_allowed","message":"use GET"} and the header Allow: GET, which names the methods the path does take, logging the request line as send_json does. Add it to the route table for POST /api/v1/health, before the routes that answer 404. Assembly: send_json's steps with a second MHD_add_response_header call for allow_name, "Allow", with get_method as the value; in route_request, compare a POST's path with health_path before contacts_path. Rust: a headers array of two pairs, (header::CONTENT_TYPE, JSON_TYPE) and (header::ALLOW, "GET"), with StatusCode::METHOD_NOT_ALLOWED. Erlang: send_json's list with {allow, "GET"} added, and a {"POST", HealthPath} clause after the GET one.</w:t>
       </w:r>
     </w:p>
     <w:p>
@@ -47611,10 +47563,7 @@
     </w:p>
     <w:p>
       <w:r>
-        <w:t>A status code is the first word of every HTTP answer, and its first digit is its class. Each Extended server keeps Lesson 6.14's one mapping: every failed status becomes its code in http_status_for, each handler names its own success, and a failed step 3 is 503 through send_unavailable, whatever the connector's number. Each client reads the codes it knows, and every other code by its class, and stops when the server fails. A contract has no status codes at all: the node answers 200, the error body carries t</w:t>
-      </w:r>
-      <w:r>
-        <w:t>he meaning, and the client gives each answer the code the other servers would send. Lesson 6.15a turns to that body: one consistent JSON error body, and a client that reads it.</w:t>
+        <w:t>A status code is the first word of every HTTP answer, and its first digit is its class. Each Extended server keeps Lesson 6.14's one mapping: every failed status becomes its code in http_status_for, each handler names its own success, and a failed step 3 is 503 through send_unavailable, whatever the connector's number. Each client reads the codes it knows, and every other code by its class, and stops when the server fails. A contract has no status codes at all: the node answers 200, the error body carries the meaning, and the client gives each answer the code the other servers would send. Lesson 6.15a turns to that body: one consistent JSON error body, and a client that reads it.</w:t>
       </w:r>
     </w:p>
     <w:sectPr>

--- a/Volume 1/Chapter 06 - RESTful APIs/SPA_Vol1_Ch6_Lesson6_14a_HTTP_Status_Codes_EXTENDED.docx
+++ b/Volume 1/Chapter 06 - RESTful APIs/SPA_Vol1_Ch6_Lesson6_14a_HTTP_Status_Codes_EXTENDED.docx
@@ -1625,7 +1625,7 @@
         <w:keepNext/>
       </w:pPr>
       <w:r>
-        <w:t>$openssl = "C:\Program Files\Git\mingw64\bin\openssl.exe"</w:t>
+        <w:t>$openssl = "C:\Program Files\Git\ucrt64\bin\openssl.exe"</w:t>
       </w:r>
     </w:p>
     <w:p>
@@ -48256,31 +48256,31 @@
       </w:rPr>
     </w:lvl>
   </w:abstractNum>
-  <w:num w:numId="1" w16cid:durableId="1468930047">
+  <w:num w:numId="1" w16cid:durableId="1475413002">
     <w:abstractNumId w:val="8"/>
   </w:num>
-  <w:num w:numId="2" w16cid:durableId="243995749">
+  <w:num w:numId="2" w16cid:durableId="1245336278">
     <w:abstractNumId w:val="6"/>
   </w:num>
-  <w:num w:numId="3" w16cid:durableId="2068872574">
+  <w:num w:numId="3" w16cid:durableId="1240797772">
     <w:abstractNumId w:val="5"/>
   </w:num>
-  <w:num w:numId="4" w16cid:durableId="1888565065">
+  <w:num w:numId="4" w16cid:durableId="934478343">
     <w:abstractNumId w:val="4"/>
   </w:num>
-  <w:num w:numId="5" w16cid:durableId="1756588155">
+  <w:num w:numId="5" w16cid:durableId="765661435">
     <w:abstractNumId w:val="7"/>
   </w:num>
-  <w:num w:numId="6" w16cid:durableId="659843703">
+  <w:num w:numId="6" w16cid:durableId="1512259407">
     <w:abstractNumId w:val="3"/>
   </w:num>
-  <w:num w:numId="7" w16cid:durableId="1655570501">
+  <w:num w:numId="7" w16cid:durableId="759253467">
     <w:abstractNumId w:val="2"/>
   </w:num>
-  <w:num w:numId="8" w16cid:durableId="1560508701">
+  <w:num w:numId="8" w16cid:durableId="317614092">
     <w:abstractNumId w:val="1"/>
   </w:num>
-  <w:num w:numId="9" w16cid:durableId="115372741">
+  <w:num w:numId="9" w16cid:durableId="1132601093">
     <w:abstractNumId w:val="0"/>
   </w:num>
 </w:numbering>
